--- a/Устав/_документы/СЗ Верховному попечителю по заседанию 30.07.2026 (протокол № 12).docx
+++ b/Устав/_документы/СЗ Верховному попечителю по заседанию 30.07.2026 (протокол № 12).docx
@@ -343,7 +343,19 @@
         <w:jc w:val="both"/>
       </w:pPr>
       <w:r>
-        <w:t>По вопросу 2 Повестки о включении в структуру Фонда Учебного центра и Экспертного совета выступил Александр Кононец и предложил для реализации новых направлений включить в структуру Фонда Учебный центр — для обучения, повышения квалификации и развития потенциала специалистов в области изменения климата, устойчивого развития и ESG, и Экспертный совет — консультативно-совещательный орган из числа ведущих отечественных и зарубежных экспертов. Статус, задачи и порядок работы Учебного центра и Экспертного совета определяются положениями, утверждаемыми Управляющим советом.</w:t>
+        <w:t xml:space="preserve">По вопросу 2 Повестки о включении в структуру Фонда Учебного центра и Экспертного совета выступил Александр Кононец и предложил для реализации новых направлений включить в структуру Фонда Учебный центр </w:t>
+      </w:r>
+      <w:r>
+        <w:t>–</w:t>
+      </w:r>
+      <w:r>
+        <w:t xml:space="preserve"> для обучения, повышения квалификации и развития потенциала специалистов в области изменения климата, устойчивого развития и ESG, и Экспертный совет </w:t>
+      </w:r>
+      <w:r>
+        <w:t>–</w:t>
+      </w:r>
+      <w:r>
+        <w:t xml:space="preserve"> консультативно-совещательный орган из числа ведущих отечественных и зарубежных экспертов. Статус, задачи и порядок работы Учебного центра и Экспертного совета определяются положениями, утверждаемыми Управляющим советом.</w:t>
       </w:r>
     </w:p>
     <w:p>
@@ -1007,7 +1019,7 @@
             </wp:anchor>
           </w:drawing>
         </mc:Choice>
-        <mc:Fallback xmlns:w16se="http://schemas.microsoft.com/office/word/2015/wordml/symex" xmlns:w16="http://schemas.microsoft.com/office/word/2018/wordml" xmlns:w16cid="http://schemas.microsoft.com/office/word/2016/wordml/cid" xmlns:w16cex="http://schemas.microsoft.com/office/word/2018/wordml/cex" xmlns:am3d="http://schemas.microsoft.com/office/drawing/2017/model3d" xmlns:aink="http://schemas.microsoft.com/office/drawing/2016/ink" xmlns:cx8="http://schemas.microsoft.com/office/drawing/2016/5/14/chartex" xmlns:cx7="http://schemas.microsoft.com/office/drawing/2016/5/13/chartex" xmlns:cx6="http://schemas.microsoft.com/office/drawing/2016/5/12/chartex" xmlns:cx5="http://schemas.microsoft.com/office/drawing/2016/5/11/chartex" xmlns:cx4="http://schemas.microsoft.com/office/drawing/2016/5/10/chartex" xmlns:cx3="http://schemas.microsoft.com/office/drawing/2016/5/9/chartex" xmlns:cx2="http://schemas.microsoft.com/office/drawing/2015/10/21/chartex" xmlns:cx1="http://schemas.microsoft.com/office/drawing/2015/9/8/chartex" xmlns:cx="http://schemas.microsoft.com/office/drawing/2014/chartex">
+        <mc:Fallback xmlns:cx="http://schemas.microsoft.com/office/drawing/2014/chartex" xmlns:cx1="http://schemas.microsoft.com/office/drawing/2015/9/8/chartex" xmlns:cx2="http://schemas.microsoft.com/office/drawing/2015/10/21/chartex" xmlns:cx3="http://schemas.microsoft.com/office/drawing/2016/5/9/chartex" xmlns:cx4="http://schemas.microsoft.com/office/drawing/2016/5/10/chartex" xmlns:cx5="http://schemas.microsoft.com/office/drawing/2016/5/11/chartex" xmlns:cx6="http://schemas.microsoft.com/office/drawing/2016/5/12/chartex" xmlns:cx7="http://schemas.microsoft.com/office/drawing/2016/5/13/chartex" xmlns:cx8="http://schemas.microsoft.com/office/drawing/2016/5/14/chartex" xmlns:aink="http://schemas.microsoft.com/office/drawing/2016/ink" xmlns:am3d="http://schemas.microsoft.com/office/drawing/2017/model3d" xmlns:w16cex="http://schemas.microsoft.com/office/word/2018/wordml/cex" xmlns:w16cid="http://schemas.microsoft.com/office/word/2016/wordml/cid" xmlns:w16="http://schemas.microsoft.com/office/word/2018/wordml" xmlns:w16se="http://schemas.microsoft.com/office/word/2015/wordml/symex">
           <w:pict>
             <v:shapetype w14:anchorId="26DCEBA9" id="_x0000_t202" coordsize="21600,21600" o:spt="202" path="m,l,21600r21600,l21600,xe">
               <v:stroke joinstyle="miter"/>
@@ -1407,7 +1419,7 @@
             </wp:anchor>
           </w:drawing>
         </mc:Choice>
-        <mc:Fallback xmlns:oel="http://schemas.microsoft.com/office/2019/extlst" xmlns:w16du="http://schemas.microsoft.com/office/word/2023/wordml/word16du" xmlns:w16sdtdh="http://schemas.microsoft.com/office/word/2020/wordml/sdtdatahash" xmlns:w16sdtfl="http://schemas.microsoft.com/office/word/2024/wordml/sdtformatlock" xmlns:w16se="http://schemas.microsoft.com/office/word/2015/wordml/symex" xmlns:w16="http://schemas.microsoft.com/office/word/2018/wordml" xmlns:w16cid="http://schemas.microsoft.com/office/word/2016/wordml/cid" xmlns:w16cex="http://schemas.microsoft.com/office/word/2018/wordml/cex" xmlns:am3d="http://schemas.microsoft.com/office/drawing/2017/model3d" xmlns:aink="http://schemas.microsoft.com/office/drawing/2016/ink" xmlns:cx8="http://schemas.microsoft.com/office/drawing/2016/5/14/chartex" xmlns:cx7="http://schemas.microsoft.com/office/drawing/2016/5/13/chartex" xmlns:cx6="http://schemas.microsoft.com/office/drawing/2016/5/12/chartex" xmlns:cx5="http://schemas.microsoft.com/office/drawing/2016/5/11/chartex" xmlns:cx4="http://schemas.microsoft.com/office/drawing/2016/5/10/chartex" xmlns:cx3="http://schemas.microsoft.com/office/drawing/2016/5/9/chartex" xmlns:cx2="http://schemas.microsoft.com/office/drawing/2015/10/21/chartex" xmlns:cx1="http://schemas.microsoft.com/office/drawing/2015/9/8/chartex" xmlns:cx="http://schemas.microsoft.com/office/drawing/2014/chartex">
+        <mc:Fallback xmlns:cx="http://schemas.microsoft.com/office/drawing/2014/chartex" xmlns:cx1="http://schemas.microsoft.com/office/drawing/2015/9/8/chartex" xmlns:cx2="http://schemas.microsoft.com/office/drawing/2015/10/21/chartex" xmlns:cx3="http://schemas.microsoft.com/office/drawing/2016/5/9/chartex" xmlns:cx4="http://schemas.microsoft.com/office/drawing/2016/5/10/chartex" xmlns:cx5="http://schemas.microsoft.com/office/drawing/2016/5/11/chartex" xmlns:cx6="http://schemas.microsoft.com/office/drawing/2016/5/12/chartex" xmlns:cx7="http://schemas.microsoft.com/office/drawing/2016/5/13/chartex" xmlns:cx8="http://schemas.microsoft.com/office/drawing/2016/5/14/chartex" xmlns:aink="http://schemas.microsoft.com/office/drawing/2016/ink" xmlns:am3d="http://schemas.microsoft.com/office/drawing/2017/model3d" xmlns:w16cex="http://schemas.microsoft.com/office/word/2018/wordml/cex" xmlns:w16cid="http://schemas.microsoft.com/office/word/2016/wordml/cid" xmlns:w16="http://schemas.microsoft.com/office/word/2018/wordml" xmlns:w16se="http://schemas.microsoft.com/office/word/2015/wordml/symex" xmlns:w16sdtfl="http://schemas.microsoft.com/office/word/2024/wordml/sdtformatlock" xmlns:w16sdtdh="http://schemas.microsoft.com/office/word/2020/wordml/sdtdatahash" xmlns:w16du="http://schemas.microsoft.com/office/word/2023/wordml/word16du" xmlns:oel="http://schemas.microsoft.com/office/2019/extlst">
           <w:pict>
             <v:rect w14:anchorId="5C59C3A0" id="Прямоугольник 3" o:spid="_x0000_s1026" style="position:absolute;margin-left:-83.7pt;margin-top:-2.4pt;width:604.45pt;height:75.55pt;z-index:251657215;visibility:visible;mso-wrap-style:square;mso-height-percent:0;mso-wrap-distance-left:9pt;mso-wrap-distance-top:0;mso-wrap-distance-right:9pt;mso-wrap-distance-bottom:0;mso-position-horizontal:absolute;mso-position-horizontal-relative:text;mso-position-vertical:absolute;mso-position-vertical-relative:text;mso-height-percent:0;mso-height-relative:margin;v-text-anchor:middle" o:gfxdata="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" fillcolor="#155835" stroked="f">
               <v:shadow on="t" color="black" opacity="22937f" origin=",.5" offset="0,.63889mm"/>
@@ -1581,7 +1593,7 @@
             </wp:anchor>
           </w:drawing>
         </mc:Choice>
-        <mc:Fallback xmlns:oel="http://schemas.microsoft.com/office/2019/extlst" xmlns:w16du="http://schemas.microsoft.com/office/word/2023/wordml/word16du" xmlns:w16sdtdh="http://schemas.microsoft.com/office/word/2020/wordml/sdtdatahash" xmlns:w16sdtfl="http://schemas.microsoft.com/office/word/2024/wordml/sdtformatlock" xmlns:w16se="http://schemas.microsoft.com/office/word/2015/wordml/symex" xmlns:w16="http://schemas.microsoft.com/office/word/2018/wordml" xmlns:w16cid="http://schemas.microsoft.com/office/word/2016/wordml/cid" xmlns:w16cex="http://schemas.microsoft.com/office/word/2018/wordml/cex" xmlns:am3d="http://schemas.microsoft.com/office/drawing/2017/model3d" xmlns:aink="http://schemas.microsoft.com/office/drawing/2016/ink" xmlns:cx8="http://schemas.microsoft.com/office/drawing/2016/5/14/chartex" xmlns:cx7="http://schemas.microsoft.com/office/drawing/2016/5/13/chartex" xmlns:cx6="http://schemas.microsoft.com/office/drawing/2016/5/12/chartex" xmlns:cx5="http://schemas.microsoft.com/office/drawing/2016/5/11/chartex" xmlns:cx4="http://schemas.microsoft.com/office/drawing/2016/5/10/chartex" xmlns:cx3="http://schemas.microsoft.com/office/drawing/2016/5/9/chartex" xmlns:cx2="http://schemas.microsoft.com/office/drawing/2015/10/21/chartex" xmlns:cx1="http://schemas.microsoft.com/office/drawing/2015/9/8/chartex" xmlns:cx="http://schemas.microsoft.com/office/drawing/2014/chartex">
+        <mc:Fallback xmlns:cx="http://schemas.microsoft.com/office/drawing/2014/chartex" xmlns:cx1="http://schemas.microsoft.com/office/drawing/2015/9/8/chartex" xmlns:cx2="http://schemas.microsoft.com/office/drawing/2015/10/21/chartex" xmlns:cx3="http://schemas.microsoft.com/office/drawing/2016/5/9/chartex" xmlns:cx4="http://schemas.microsoft.com/office/drawing/2016/5/10/chartex" xmlns:cx5="http://schemas.microsoft.com/office/drawing/2016/5/11/chartex" xmlns:cx6="http://schemas.microsoft.com/office/drawing/2016/5/12/chartex" xmlns:cx7="http://schemas.microsoft.com/office/drawing/2016/5/13/chartex" xmlns:cx8="http://schemas.microsoft.com/office/drawing/2016/5/14/chartex" xmlns:aink="http://schemas.microsoft.com/office/drawing/2016/ink" xmlns:am3d="http://schemas.microsoft.com/office/drawing/2017/model3d" xmlns:w16cex="http://schemas.microsoft.com/office/word/2018/wordml/cex" xmlns:w16cid="http://schemas.microsoft.com/office/word/2016/wordml/cid" xmlns:w16="http://schemas.microsoft.com/office/word/2018/wordml" xmlns:w16se="http://schemas.microsoft.com/office/word/2015/wordml/symex" xmlns:w16sdtfl="http://schemas.microsoft.com/office/word/2024/wordml/sdtformatlock" xmlns:w16sdtdh="http://schemas.microsoft.com/office/word/2020/wordml/sdtdatahash" xmlns:w16du="http://schemas.microsoft.com/office/word/2023/wordml/word16du" xmlns:oel="http://schemas.microsoft.com/office/2019/extlst">
           <w:pict>
             <v:line w14:anchorId="22E087A2" id="Прямая соединительная линия 1" o:spid="_x0000_s1026" style="position:absolute;flip:y;z-index:251659264;visibility:visible;mso-wrap-style:square;mso-width-percent:0;mso-height-percent:0;mso-wrap-distance-left:9pt;mso-wrap-distance-top:0;mso-wrap-distance-right:9pt;mso-wrap-distance-bottom:0;mso-position-horizontal:right;mso-position-horizontal-relative:page;mso-position-vertical:absolute;mso-position-vertical-relative:text;mso-width-percent:0;mso-height-percent:0;mso-width-relative:margin;mso-height-relative:margin" from="535.8pt,60.8pt" to="1122.8pt,60.8pt" o:gfxdata="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" strokecolor="#155835" strokeweight="2pt">
               <v:shadow on="t" color="black" opacity="24903f" origin=",.5" offset="0,.55556mm"/>
@@ -3812,7 +3824,7 @@
 </file>
 
 <file path=customXml/itemProps1.xml><?xml version="1.0" encoding="utf-8"?>
-<ds:datastoreItem xmlns:ds="http://schemas.openxmlformats.org/officeDocument/2006/customXml" ds:itemID="{4ACA99E9-4487-45C0-B291-7AF199BFE1D5}">
+<ds:datastoreItem xmlns:ds="http://schemas.openxmlformats.org/officeDocument/2006/customXml" ds:itemID="{B76DD70B-ED2E-47EF-80EB-9ECC35F16A7A}">
   <ds:schemaRefs>
     <ds:schemaRef ds:uri="http://schemas.openxmlformats.org/officeDocument/2006/bibliography"/>
   </ds:schemaRefs>

--- a/Устав/_документы/СЗ Верховному попечителю по заседанию 30.07.2026 (протокол № 12).docx
+++ b/Устав/_документы/СЗ Верховному попечителю по заседанию 30.07.2026 (протокол № 12).docx
@@ -349,7 +349,13 @@
         <w:t>–</w:t>
       </w:r>
       <w:r>
-        <w:t xml:space="preserve"> для обучения, повышения квалификации и развития потенциала специалистов в области изменения климата, устойчивого развития и ESG, и Экспертный совет </w:t>
+        <w:t xml:space="preserve"> для обучения, повышения квалификации и развития потенциала </w:t>
+      </w:r>
+      <w:r>
+        <w:t>специалистов в области охраны окружающей среды, изменения климата, устойчивого развития и ESG</w:t>
+      </w:r>
+      <w:r>
+        <w:t xml:space="preserve">, и Экспертный совет </w:t>
       </w:r>
       <w:r>
         <w:t>–</w:t>
@@ -1019,7 +1025,7 @@
             </wp:anchor>
           </w:drawing>
         </mc:Choice>
-        <mc:Fallback xmlns:cx="http://schemas.microsoft.com/office/drawing/2014/chartex" xmlns:cx1="http://schemas.microsoft.com/office/drawing/2015/9/8/chartex" xmlns:cx2="http://schemas.microsoft.com/office/drawing/2015/10/21/chartex" xmlns:cx3="http://schemas.microsoft.com/office/drawing/2016/5/9/chartex" xmlns:cx4="http://schemas.microsoft.com/office/drawing/2016/5/10/chartex" xmlns:cx5="http://schemas.microsoft.com/office/drawing/2016/5/11/chartex" xmlns:cx6="http://schemas.microsoft.com/office/drawing/2016/5/12/chartex" xmlns:cx7="http://schemas.microsoft.com/office/drawing/2016/5/13/chartex" xmlns:cx8="http://schemas.microsoft.com/office/drawing/2016/5/14/chartex" xmlns:aink="http://schemas.microsoft.com/office/drawing/2016/ink" xmlns:am3d="http://schemas.microsoft.com/office/drawing/2017/model3d" xmlns:w16cex="http://schemas.microsoft.com/office/word/2018/wordml/cex" xmlns:w16cid="http://schemas.microsoft.com/office/word/2016/wordml/cid" xmlns:w16="http://schemas.microsoft.com/office/word/2018/wordml" xmlns:w16se="http://schemas.microsoft.com/office/word/2015/wordml/symex">
+        <mc:Fallback xmlns:w16se="http://schemas.microsoft.com/office/word/2015/wordml/symex" xmlns:w16="http://schemas.microsoft.com/office/word/2018/wordml" xmlns:w16cid="http://schemas.microsoft.com/office/word/2016/wordml/cid" xmlns:w16cex="http://schemas.microsoft.com/office/word/2018/wordml/cex" xmlns:am3d="http://schemas.microsoft.com/office/drawing/2017/model3d" xmlns:aink="http://schemas.microsoft.com/office/drawing/2016/ink" xmlns:cx8="http://schemas.microsoft.com/office/drawing/2016/5/14/chartex" xmlns:cx7="http://schemas.microsoft.com/office/drawing/2016/5/13/chartex" xmlns:cx6="http://schemas.microsoft.com/office/drawing/2016/5/12/chartex" xmlns:cx5="http://schemas.microsoft.com/office/drawing/2016/5/11/chartex" xmlns:cx4="http://schemas.microsoft.com/office/drawing/2016/5/10/chartex" xmlns:cx3="http://schemas.microsoft.com/office/drawing/2016/5/9/chartex" xmlns:cx2="http://schemas.microsoft.com/office/drawing/2015/10/21/chartex" xmlns:cx1="http://schemas.microsoft.com/office/drawing/2015/9/8/chartex" xmlns:cx="http://schemas.microsoft.com/office/drawing/2014/chartex">
           <w:pict>
             <v:shapetype w14:anchorId="26DCEBA9" id="_x0000_t202" coordsize="21600,21600" o:spt="202" path="m,l,21600r21600,l21600,xe">
               <v:stroke joinstyle="miter"/>
@@ -1419,7 +1425,7 @@
             </wp:anchor>
           </w:drawing>
         </mc:Choice>
-        <mc:Fallback xmlns:cx="http://schemas.microsoft.com/office/drawing/2014/chartex" xmlns:cx1="http://schemas.microsoft.com/office/drawing/2015/9/8/chartex" xmlns:cx2="http://schemas.microsoft.com/office/drawing/2015/10/21/chartex" xmlns:cx3="http://schemas.microsoft.com/office/drawing/2016/5/9/chartex" xmlns:cx4="http://schemas.microsoft.com/office/drawing/2016/5/10/chartex" xmlns:cx5="http://schemas.microsoft.com/office/drawing/2016/5/11/chartex" xmlns:cx6="http://schemas.microsoft.com/office/drawing/2016/5/12/chartex" xmlns:cx7="http://schemas.microsoft.com/office/drawing/2016/5/13/chartex" xmlns:cx8="http://schemas.microsoft.com/office/drawing/2016/5/14/chartex" xmlns:aink="http://schemas.microsoft.com/office/drawing/2016/ink" xmlns:am3d="http://schemas.microsoft.com/office/drawing/2017/model3d" xmlns:w16cex="http://schemas.microsoft.com/office/word/2018/wordml/cex" xmlns:w16cid="http://schemas.microsoft.com/office/word/2016/wordml/cid" xmlns:w16="http://schemas.microsoft.com/office/word/2018/wordml" xmlns:w16se="http://schemas.microsoft.com/office/word/2015/wordml/symex" xmlns:w16sdtfl="http://schemas.microsoft.com/office/word/2024/wordml/sdtformatlock" xmlns:w16sdtdh="http://schemas.microsoft.com/office/word/2020/wordml/sdtdatahash" xmlns:w16du="http://schemas.microsoft.com/office/word/2023/wordml/word16du" xmlns:oel="http://schemas.microsoft.com/office/2019/extlst">
+        <mc:Fallback xmlns:oel="http://schemas.microsoft.com/office/2019/extlst" xmlns:w16du="http://schemas.microsoft.com/office/word/2023/wordml/word16du" xmlns:w16sdtdh="http://schemas.microsoft.com/office/word/2020/wordml/sdtdatahash" xmlns:w16sdtfl="http://schemas.microsoft.com/office/word/2024/wordml/sdtformatlock" xmlns:w16se="http://schemas.microsoft.com/office/word/2015/wordml/symex" xmlns:w16="http://schemas.microsoft.com/office/word/2018/wordml" xmlns:w16cid="http://schemas.microsoft.com/office/word/2016/wordml/cid" xmlns:w16cex="http://schemas.microsoft.com/office/word/2018/wordml/cex" xmlns:am3d="http://schemas.microsoft.com/office/drawing/2017/model3d" xmlns:aink="http://schemas.microsoft.com/office/drawing/2016/ink" xmlns:cx8="http://schemas.microsoft.com/office/drawing/2016/5/14/chartex" xmlns:cx7="http://schemas.microsoft.com/office/drawing/2016/5/13/chartex" xmlns:cx6="http://schemas.microsoft.com/office/drawing/2016/5/12/chartex" xmlns:cx5="http://schemas.microsoft.com/office/drawing/2016/5/11/chartex" xmlns:cx4="http://schemas.microsoft.com/office/drawing/2016/5/10/chartex" xmlns:cx3="http://schemas.microsoft.com/office/drawing/2016/5/9/chartex" xmlns:cx2="http://schemas.microsoft.com/office/drawing/2015/10/21/chartex" xmlns:cx1="http://schemas.microsoft.com/office/drawing/2015/9/8/chartex" xmlns:cx="http://schemas.microsoft.com/office/drawing/2014/chartex">
           <w:pict>
             <v:rect w14:anchorId="5C59C3A0" id="Прямоугольник 3" o:spid="_x0000_s1026" style="position:absolute;margin-left:-83.7pt;margin-top:-2.4pt;width:604.45pt;height:75.55pt;z-index:251657215;visibility:visible;mso-wrap-style:square;mso-height-percent:0;mso-wrap-distance-left:9pt;mso-wrap-distance-top:0;mso-wrap-distance-right:9pt;mso-wrap-distance-bottom:0;mso-position-horizontal:absolute;mso-position-horizontal-relative:text;mso-position-vertical:absolute;mso-position-vertical-relative:text;mso-height-percent:0;mso-height-relative:margin;v-text-anchor:middle" o:gfxdata="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" fillcolor="#155835" stroked="f">
               <v:shadow on="t" color="black" opacity="22937f" origin=",.5" offset="0,.63889mm"/>
@@ -1593,7 +1599,7 @@
             </wp:anchor>
           </w:drawing>
         </mc:Choice>
-        <mc:Fallback xmlns:cx="http://schemas.microsoft.com/office/drawing/2014/chartex" xmlns:cx1="http://schemas.microsoft.com/office/drawing/2015/9/8/chartex" xmlns:cx2="http://schemas.microsoft.com/office/drawing/2015/10/21/chartex" xmlns:cx3="http://schemas.microsoft.com/office/drawing/2016/5/9/chartex" xmlns:cx4="http://schemas.microsoft.com/office/drawing/2016/5/10/chartex" xmlns:cx5="http://schemas.microsoft.com/office/drawing/2016/5/11/chartex" xmlns:cx6="http://schemas.microsoft.com/office/drawing/2016/5/12/chartex" xmlns:cx7="http://schemas.microsoft.com/office/drawing/2016/5/13/chartex" xmlns:cx8="http://schemas.microsoft.com/office/drawing/2016/5/14/chartex" xmlns:aink="http://schemas.microsoft.com/office/drawing/2016/ink" xmlns:am3d="http://schemas.microsoft.com/office/drawing/2017/model3d" xmlns:w16cex="http://schemas.microsoft.com/office/word/2018/wordml/cex" xmlns:w16cid="http://schemas.microsoft.com/office/word/2016/wordml/cid" xmlns:w16="http://schemas.microsoft.com/office/word/2018/wordml" xmlns:w16se="http://schemas.microsoft.com/office/word/2015/wordml/symex" xmlns:w16sdtfl="http://schemas.microsoft.com/office/word/2024/wordml/sdtformatlock" xmlns:w16sdtdh="http://schemas.microsoft.com/office/word/2020/wordml/sdtdatahash" xmlns:w16du="http://schemas.microsoft.com/office/word/2023/wordml/word16du" xmlns:oel="http://schemas.microsoft.com/office/2019/extlst">
+        <mc:Fallback xmlns:oel="http://schemas.microsoft.com/office/2019/extlst" xmlns:w16du="http://schemas.microsoft.com/office/word/2023/wordml/word16du" xmlns:w16sdtdh="http://schemas.microsoft.com/office/word/2020/wordml/sdtdatahash" xmlns:w16sdtfl="http://schemas.microsoft.com/office/word/2024/wordml/sdtformatlock" xmlns:w16se="http://schemas.microsoft.com/office/word/2015/wordml/symex" xmlns:w16="http://schemas.microsoft.com/office/word/2018/wordml" xmlns:w16cid="http://schemas.microsoft.com/office/word/2016/wordml/cid" xmlns:w16cex="http://schemas.microsoft.com/office/word/2018/wordml/cex" xmlns:am3d="http://schemas.microsoft.com/office/drawing/2017/model3d" xmlns:aink="http://schemas.microsoft.com/office/drawing/2016/ink" xmlns:cx8="http://schemas.microsoft.com/office/drawing/2016/5/14/chartex" xmlns:cx7="http://schemas.microsoft.com/office/drawing/2016/5/13/chartex" xmlns:cx6="http://schemas.microsoft.com/office/drawing/2016/5/12/chartex" xmlns:cx5="http://schemas.microsoft.com/office/drawing/2016/5/11/chartex" xmlns:cx4="http://schemas.microsoft.com/office/drawing/2016/5/10/chartex" xmlns:cx3="http://schemas.microsoft.com/office/drawing/2016/5/9/chartex" xmlns:cx2="http://schemas.microsoft.com/office/drawing/2015/10/21/chartex" xmlns:cx1="http://schemas.microsoft.com/office/drawing/2015/9/8/chartex" xmlns:cx="http://schemas.microsoft.com/office/drawing/2014/chartex">
           <w:pict>
             <v:line w14:anchorId="22E087A2" id="Прямая соединительная линия 1" o:spid="_x0000_s1026" style="position:absolute;flip:y;z-index:251659264;visibility:visible;mso-wrap-style:square;mso-width-percent:0;mso-height-percent:0;mso-wrap-distance-left:9pt;mso-wrap-distance-top:0;mso-wrap-distance-right:9pt;mso-wrap-distance-bottom:0;mso-position-horizontal:right;mso-position-horizontal-relative:page;mso-position-vertical:absolute;mso-position-vertical-relative:text;mso-width-percent:0;mso-height-percent:0;mso-width-relative:margin;mso-height-relative:margin" from="535.8pt,60.8pt" to="1122.8pt,60.8pt" o:gfxdata="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" strokecolor="#155835" strokeweight="2pt">
               <v:shadow on="t" color="black" opacity="24903f" origin=",.5" offset="0,.55556mm"/>
@@ -3824,7 +3830,7 @@
 </file>
 
 <file path=customXml/itemProps1.xml><?xml version="1.0" encoding="utf-8"?>
-<ds:datastoreItem xmlns:ds="http://schemas.openxmlformats.org/officeDocument/2006/customXml" ds:itemID="{B76DD70B-ED2E-47EF-80EB-9ECC35F16A7A}">
+<ds:datastoreItem xmlns:ds="http://schemas.openxmlformats.org/officeDocument/2006/customXml" ds:itemID="{79E42026-6D75-447E-AF32-347ADD8309FF}">
   <ds:schemaRefs>
     <ds:schemaRef ds:uri="http://schemas.openxmlformats.org/officeDocument/2006/bibliography"/>
   </ds:schemaRefs>

--- a/Устав/_документы/СЗ Верховному попечителю по заседанию 30.07.2026 (протокол № 12).docx
+++ b/Устав/_документы/СЗ Верховному попечителю по заседанию 30.07.2026 (протокол № 12).docx
@@ -254,7 +254,19 @@
         <w:rPr>
           <w:lang w:val="ru-RU"/>
         </w:rPr>
-        <w:t>Настоящим информирую Вас о том, что 30 июля 2026 года состоялось 12-е общее собрание Управляющего совета Центрально-Азиатского климатического фонда (ЦАКФ), на повестке которого обсуждались два вопроса:</w:t>
+        <w:t xml:space="preserve">Настоящим информирую Вас о том, что 30 июля 2026 года состоялось 12-е общее собрание Управляющего совета Центрально-Азиатского климатического фонда (ЦАКФ), на повестке которого </w:t>
+      </w:r>
+      <w:r>
+        <w:rPr>
+          <w:lang w:val="ru-RU"/>
+        </w:rPr>
+        <w:t>обсуждались четыре вопроса</w:t>
+      </w:r>
+      <w:r>
+        <w:rPr>
+          <w:lang w:val="ru-RU"/>
+        </w:rPr>
+        <w:t>:</w:t>
       </w:r>
     </w:p>
     <w:p>
@@ -276,7 +288,7 @@
         <w:rPr>
           <w:rFonts w:ascii="Arial" w:hAnsi="Arial" w:cs="Arial"/>
         </w:rPr>
-        <w:t>О расширении направлений деятельности Фонда.</w:t>
+        <w:t>О Стратегии развития Фонда на 2026–2035 годы.</w:t>
       </w:r>
     </w:p>
     <w:p>
@@ -296,7 +308,47 @@
         <w:rPr>
           <w:rFonts w:ascii="Arial" w:hAnsi="Arial" w:cs="Arial"/>
         </w:rPr>
-        <w:t>О включении в структуру Фонда Учебного центра и Экспертного совета.</w:t>
+        <w:t>О расширении направлений деятельности Фонда.</w:t>
+      </w:r>
+    </w:p>
+    <w:p>
+      <w:pPr>
+        <w:pStyle w:val="ab"/>
+        <w:numPr>
+          <w:ilvl w:val="0"/>
+          <w:numId w:val="10"/>
+        </w:numPr>
+        <w:spacing w:after="0" w:line="240" w:lineRule="auto"/>
+        <w:contextualSpacing/>
+        <w:rPr>
+          <w:rFonts w:ascii="Arial" w:hAnsi="Arial" w:cs="Arial"/>
+        </w:rPr>
+      </w:pPr>
+      <w:r>
+        <w:rPr>
+          <w:rFonts w:ascii="Arial" w:hAnsi="Arial" w:cs="Arial"/>
+        </w:rPr>
+        <w:t>О включении в структуру Фонда Проектного офиса для Центральной Азии по изменению климата и зеленой энергетике, Учебного центра и Экспертного совета.</w:t>
+      </w:r>
+    </w:p>
+    <w:p>
+      <w:pPr>
+        <w:pStyle w:val="ab"/>
+        <w:numPr>
+          <w:ilvl w:val="0"/>
+          <w:numId w:val="10"/>
+        </w:numPr>
+        <w:spacing w:after="0" w:line="240" w:lineRule="auto"/>
+        <w:contextualSpacing/>
+        <w:rPr>
+          <w:rFonts w:ascii="Arial" w:hAnsi="Arial" w:cs="Arial"/>
+        </w:rPr>
+      </w:pPr>
+      <w:r>
+        <w:rPr>
+          <w:rFonts w:ascii="Arial" w:hAnsi="Arial" w:cs="Arial"/>
+        </w:rPr>
+        <w:t>Об одобрении проектов новых редакций Устава и Положения Фонда.</w:t>
       </w:r>
     </w:p>
     <w:bookmarkEnd w:id="2"/>
@@ -307,7 +359,7 @@
         <w:jc w:val="both"/>
       </w:pPr>
       <w:r>
-        <w:t>По вопросу 1 Повестки о расширении направлений деятельности Фонда выступил Главный исполнительный директор, Руководитель Проектного офиса Ерлік Қаражан. Фонд участвует в реализации инициативы «Таза Қазақстан», развивает направление ESG, получает запросы на оценку климатических и экологических рисков и на подготовку аналитических материалов по климатической повестке. Действующий перечень целей Фонда (часть 3 Устава) эти направления прямо не охватывает.</w:t>
+        <w:t>По вопросу 1 Повестки о Стратегии развития Фонда на 2026–2035 годы выступил Советник по стратегии и науке Александр Кононец и представил проект Стратегии. Стратегия предусматривает переход Фонда от модели организации, созданной для реализации проектов, к модели постоянно действующего института Центральной Азии по вопросам изменения климата, устойчивого развития, зеленой энергетики и охраны окружающей среды и поэтапное развитие: 2026–2027 годы – устойчивость деятельности и проектный портфель; до 2028 года – Зеленый Think Tank Центральной Азии; до 2035 года – ведущая региональная экспертно-операционная платформа Центральной Азии.</w:t>
       </w:r>
     </w:p>
     <w:p>
@@ -317,13 +369,7 @@
         <w:jc w:val="both"/>
       </w:pPr>
       <w:r>
-        <w:t xml:space="preserve">Заместитель Главного исполнительного директора по административным вопросам Мурат Темирбеков предложил в соответствии со Стратегией развития Фонда на 2026–2035 годы и заключенными меморандумами о сотрудничестве дополнить цели Фонда тринадцатью направлениями: участие в реализации национальных и региональных экологических инициатив, в том числе «Таза Қазақстан»; содействие внедрению принципов ESG; оценка климатических и экологических рисков; аналитика по климатическим вопросам; образовательная деятельность; экспертное сопровождение; </w:t>
-      </w:r>
-      <w:r>
-        <w:t>региональные климатические и экологические проекты и инициативы, в том числе организация саммитов, конференций и форумов, сопровождение инициатив Регионального экологического саммита 2026 года</w:t>
-      </w:r>
-      <w:r>
-        <w:t>; климатическое финансирование и углеродные рынки; грантовая поддержка; охрана окружающей среды; цифровые решения; вовлечение детей и молодежи; популяризация экологических инициатив. Также предложено закрепить в Уставе наименования Фонда, используемые в официальных коммуникациях, в том числе «Проектный офис для Центральной Азии по изменению климата и зеленой энергетике».</w:t>
+        <w:t>Все члены Управляющего совета проголосовали «ЗА» по вопросу 1 об одобрении проекта Стратегии развития Фонда на 2026–2035 годы и о внесении его на утверждение Верховному попечителю.</w:t>
       </w:r>
     </w:p>
     <w:p>
@@ -333,7 +379,10 @@
         <w:jc w:val="both"/>
       </w:pPr>
       <w:r>
-        <w:t>Все члены Управляющего совета проголосовали «ЗА» по вопросу 1 о расширении направлений деятельности Фонда.</w:t>
+        <w:t>По вопросу 2 Повестки</w:t>
+      </w:r>
+      <w:r>
+        <w:t xml:space="preserve"> о расширении направлений деятельности Фонда выступил Главный исполнительный директор, Руководитель Проектного офиса Ерлік Қаражан. Фонд участвует в реализации инициативы «Таза Қазақстан», развивает направление ESG, получает запросы на оценку климатических и экологических рисков и на подготовку аналитических материалов по климатической повестке. Действующий перечень целей Фонда (часть 3 Устава) эти направления прямо не охватывает.</w:t>
       </w:r>
     </w:p>
     <w:p>
@@ -343,25 +392,19 @@
         <w:jc w:val="both"/>
       </w:pPr>
       <w:r>
-        <w:t xml:space="preserve">По вопросу 2 Повестки о включении в структуру Фонда Учебного центра и Экспертного совета выступил Александр Кононец и предложил для реализации новых направлений включить в структуру Фонда Учебный центр </w:t>
-      </w:r>
-      <w:r>
-        <w:t>–</w:t>
-      </w:r>
-      <w:r>
-        <w:t xml:space="preserve"> для обучения, повышения квалификации и развития потенциала </w:t>
-      </w:r>
-      <w:r>
-        <w:t>специалистов в области охраны окружающей среды, изменения климата, устойчивого развития и ESG</w:t>
-      </w:r>
-      <w:r>
-        <w:t xml:space="preserve">, и Экспертный совет </w:t>
-      </w:r>
-      <w:r>
-        <w:t>–</w:t>
-      </w:r>
-      <w:r>
-        <w:t xml:space="preserve"> консультативно-совещательный орган из числа ведущих отечественных и зарубежных экспертов. Статус, задачи и порядок работы Учебного центра и Экспертного совета определяются положениями, утверждаемыми Управляющим советом.</w:t>
+        <w:t xml:space="preserve">Заместитель Главного исполнительного директора по административным вопросам Мурат Темирбеков предложил </w:t>
+      </w:r>
+      <w:r>
+        <w:t>в соответствии с проектом Стратегии развития Фонда на 2026–2035 годы, одобренным по вопросу 1 Повестки, и заключенными</w:t>
+      </w:r>
+      <w:r>
+        <w:t xml:space="preserve"> меморандумами о сотрудничестве дополнить цели Фонда тринадцатью направлениями: участие в реализации национальных и региональных экологических инициатив, в том числе «Таза Қазақстан»; содействие внедрению принципов ESG; оценка климатических и экологических рисков; аналитика по климатическим вопросам; образовательная деятельность; экспертное сопровождение; </w:t>
+      </w:r>
+      <w:r>
+        <w:t>региональные климатические и экологические проекты и инициативы, в том числе организация саммитов, конференций и форумов, сопровождение инициатив Регионального экологического саммита 2026 года</w:t>
+      </w:r>
+      <w:r>
+        <w:t>; климатическое финансирование и углеродные рынки; грантовая поддержка; охрана окружающей среды; цифровые решения; вовлечение детей и молодежи; популяризация экологических инициатив. Также предложено закрепить в Уставе наименования Фонда, используемые в официальных коммуникациях, в том числе «Проектный офис для Центральной Азии по изменению климата и зеленой энергетике».</w:t>
       </w:r>
     </w:p>
     <w:p>
@@ -371,7 +414,13 @@
         <w:jc w:val="both"/>
       </w:pPr>
       <w:r>
-        <w:t>Все члены Управляющего совета проголосовали «ЗА» по вопросу 2 о включении в структуру Фонда Учебного центра и Экспертного совета.</w:t>
+        <w:t xml:space="preserve">Все члены Управляющего совета проголосовали «ЗА» </w:t>
+      </w:r>
+      <w:r>
+        <w:t>по вопросу 2 о расширении</w:t>
+      </w:r>
+      <w:r>
+        <w:t xml:space="preserve"> направлений деятельности Фонда.</w:t>
       </w:r>
     </w:p>
     <w:p>
@@ -381,11 +430,8 @@
         <w:jc w:val="both"/>
       </w:pPr>
       <w:r>
-        <w:t xml:space="preserve">Во исполнение решений собрания подготовлены проекты новых редакций Устава и Положения Фонда со сравнительными таблицами. Проект Устава дополняет цели Фонда (новая часть 4, подпункты 8–20 пункта 4.1), закрепляет формирование структуры Фонда решением Управляющего совета (пункт 4.2) и наименования Фонда на трех языках (пункт 1.2). Проект Положения, помимо соответствующих норм (подпункт 1) пункта 1.1, пункты 8.7 и 8.8), содержит предложения по уточнению статуса и полномочий </w:t>
-      </w:r>
-      <w:r>
         <w:lastRenderedPageBreak/>
-        <w:t>Верховного попечителя, Попечительского и Управляющего советов, приведенные в сравнительной таблице.</w:t>
+        <w:t>По вопросу 3 Повестки о включении в структуру Фонда Проектного офиса для Центральной Азии по изменению климата и зеленой энергетике, Учебного центра и Экспертного совета выступил Александр Кононец и предложил для реализации новых направлений включить в структуру Фонда Учебный центр – для обучения, повышения квалификации и развития потенциала специалистов в области охраны окружающей среды, изменения климата, устойчивого развития и ESG, и Экспертный совет – консультативно-совещательный орган из числа ведущих отечественных и зарубежных экспертов. Также предложено оформить в качестве структурного подразделения Фонда Проектный офис для Центральной Азии по изменению климата и зеленой энергетике, который организован в рамках Фонда во исполнение инициативы Президента Республики Казахстан, озвученной на 78-й сессии Генеральной Ассамблеи ООН, и до настоящего времени действовал номинально, без закрепления в структуре Фонда. Статус, задачи и порядок работы Проектного офиса для Центральной Азии, Учебного центра и Экспертного совета определяются положениями, утверждаемыми Управляющим советом.</w:t>
       </w:r>
     </w:p>
     <w:p>
@@ -395,7 +441,49 @@
         <w:jc w:val="both"/>
       </w:pPr>
       <w:r>
+        <w:t xml:space="preserve">Все члены Управляющего совета проголосовали «ЗА» </w:t>
+      </w:r>
+      <w:r>
+        <w:t>по вопросу 3 о включении</w:t>
+      </w:r>
+      <w:r>
+        <w:t xml:space="preserve"> </w:t>
+      </w:r>
+      <w:r>
+        <w:t>в структуру Фонда Проектного офиса для Центральной Азии по изменению климата и зеленой энергетике, Учебного центра и Экспертного совета</w:t>
+      </w:r>
+      <w:r>
+        <w:t>.</w:t>
+      </w:r>
+    </w:p>
+    <w:p>
+      <w:pPr>
+        <w:spacing w:line="240" w:lineRule="auto"/>
+        <w:ind w:firstLine="567"/>
+        <w:jc w:val="both"/>
+      </w:pPr>
+      <w:r>
+        <w:t>По вопросу 4 Повестки одобрены проекты новых редакций Устава и Положения Фонда со сравнительными таблицами, подготовленные во исполнение решения Управляющего совета от 19 февраля 2026 года (протокол № 7) о ревизии Устава и Положения. Проект Устава дополняет цели Фонда (новая часть 4, подпункты 8–20 пункта 4.1), закрепляет формирование структуры Фонда решением Управляющего совета (пункт 4.2) и наименования Фонда на трех языках (пункт 1.2). Проект Положения, помимо соответствующих норм (подпункт 1) пункта 1.1, пункты 8.7 и 8.8), содержит предложения по исключению из зоны ответственности Верховного попечителя / Попечительского совета организационных и иных «рутинных» обязанностей, по уточнению статуса и полномочий Верховного попечителя, Попечительского и Управляющего советов, приведенные в сравнительной таблице. Все члены Управляющего совета проголосовали «ЗА».</w:t>
+      </w:r>
+    </w:p>
+    <w:p>
+      <w:pPr>
+        <w:spacing w:line="240" w:lineRule="auto"/>
+        <w:ind w:firstLine="567"/>
+        <w:jc w:val="both"/>
+      </w:pPr>
+      <w:r>
         <w:t>В соответствии с пунктом 5.1 Устава и разделом 15 Положения изменения вносятся Учредителем путем письменного уведомления Фонда после получения письменного согласия Верховного попечителя. Изменения Устава вступают в силу с даты их регистрации в МФЦА, об изменениях Положения Регистратор уведомляется в течение 30 дней.</w:t>
+      </w:r>
+    </w:p>
+    <w:p>
+      <w:pPr>
+        <w:spacing w:line="240" w:lineRule="auto"/>
+        <w:ind w:firstLine="567"/>
+        <w:jc w:val="both"/>
+      </w:pPr>
+      <w:r>
+        <w:t>Стратегия развития Фонда утверждается Попечительским советом, в том числе единолично Верховным попечителем (подпункт а) пункта 3.2 Положения; в новой редакции Положения – подпункт е) пункта 3.5).</w:t>
       </w:r>
     </w:p>
     <w:p>
@@ -418,7 +506,13 @@
         <w:rPr>
           <w:lang w:val="ru-RU"/>
         </w:rPr>
-        <w:t>Прошу Вас согласовать решения Управляющего совета ЦАКФ и дать письменное согласие на внесение Учредителем изменений в Устав и Положение Фонда в предлагаемых редакциях.</w:t>
+        <w:t>Прошу Вас утвердить Стратегию развития Фонда на 2026–2035 годы (проект резолюции прилагается), согласовать решения Управляющего совета ЦАКФ и дать</w:t>
+      </w:r>
+      <w:r>
+        <w:rPr>
+          <w:lang w:val="ru-RU"/>
+        </w:rPr>
+        <w:t xml:space="preserve"> письменное согласие на внесение Учредителем изменений в Устав и Положение Фонда в предлагаемых редакциях.</w:t>
       </w:r>
     </w:p>
     <w:p>
@@ -436,6 +530,7 @@
     </w:p>
     <w:p>
       <w:pPr>
+        <w:keepNext/>
         <w:spacing w:line="240" w:lineRule="auto"/>
         <w:ind w:firstLine="720"/>
         <w:jc w:val="both"/>
@@ -452,7 +547,7 @@
           <w:i/>
           <w:iCs/>
         </w:rPr>
-        <w:t>Приложение: 1) повестка и протокол 12-го общего собрания Управляющего совета ЦАКФ, на 4 л.; 2) проект новой редакции Устава, на 11 л., и сравнительная таблица к нему, на 6 л.; 3) проект новой редакции Положения, на 15 л., и сравнительная таблица к нему, на 14 л.</w:t>
+        <w:t>Приложение: 1) повестка и протокол 12-го общего собрания Управляющего совета ЦАКФ, на 6 л.; 2) проект новой редакции Устава, на 11 л., и сравнительная таблица к нему, на 6 л.; 3) проект новой редакции Положения, на 15 л., и сравнительная таблица к нему, на 14 л.; 4) проект Стратегии развития Фонда на 2026–2035 годы, на 9 л.; 5) проект резолюции Верховного попечителя об утверждении Стратегии развития Фонда на 2026–2035 годы, на 1 л.</w:t>
       </w:r>
     </w:p>
     <w:p>
@@ -469,18 +564,7 @@
     </w:p>
     <w:p>
       <w:pPr>
-        <w:spacing w:line="240" w:lineRule="auto"/>
-        <w:ind w:left="567"/>
-        <w:jc w:val="both"/>
-        <w:rPr>
-          <w:rFonts w:eastAsia="Helvetica Neue"/>
-          <w:b/>
-          <w:lang w:val="ru-RU"/>
-        </w:rPr>
-      </w:pPr>
-    </w:p>
-    <w:p>
-      <w:pPr>
+        <w:keepNext/>
         <w:spacing w:line="240" w:lineRule="auto"/>
         <w:ind w:left="567"/>
         <w:rPr>
@@ -498,6 +582,7 @@
           <w:i/>
           <w:iCs/>
         </w:rPr>
+        <w:lastRenderedPageBreak/>
         <w:t>С</w:t>
       </w:r>
       <w:r>
@@ -532,6 +617,7 @@
     </w:p>
     <w:p>
       <w:pPr>
+        <w:keepNext/>
         <w:spacing w:line="240" w:lineRule="auto"/>
         <w:ind w:left="567"/>
         <w:rPr>
@@ -549,6 +635,7 @@
     </w:p>
     <w:p>
       <w:pPr>
+        <w:keepNext/>
         <w:spacing w:line="240" w:lineRule="auto"/>
         <w:ind w:left="567"/>
         <w:rPr>
@@ -1025,7 +1112,7 @@
             </wp:anchor>
           </w:drawing>
         </mc:Choice>
-        <mc:Fallback xmlns:w16se="http://schemas.microsoft.com/office/word/2015/wordml/symex" xmlns:w16="http://schemas.microsoft.com/office/word/2018/wordml" xmlns:w16cid="http://schemas.microsoft.com/office/word/2016/wordml/cid" xmlns:w16cex="http://schemas.microsoft.com/office/word/2018/wordml/cex" xmlns:am3d="http://schemas.microsoft.com/office/drawing/2017/model3d" xmlns:aink="http://schemas.microsoft.com/office/drawing/2016/ink" xmlns:cx8="http://schemas.microsoft.com/office/drawing/2016/5/14/chartex" xmlns:cx7="http://schemas.microsoft.com/office/drawing/2016/5/13/chartex" xmlns:cx6="http://schemas.microsoft.com/office/drawing/2016/5/12/chartex" xmlns:cx5="http://schemas.microsoft.com/office/drawing/2016/5/11/chartex" xmlns:cx4="http://schemas.microsoft.com/office/drawing/2016/5/10/chartex" xmlns:cx3="http://schemas.microsoft.com/office/drawing/2016/5/9/chartex" xmlns:cx2="http://schemas.microsoft.com/office/drawing/2015/10/21/chartex" xmlns:cx1="http://schemas.microsoft.com/office/drawing/2015/9/8/chartex" xmlns:cx="http://schemas.microsoft.com/office/drawing/2014/chartex">
+        <mc:Fallback xmlns:cx="http://schemas.microsoft.com/office/drawing/2014/chartex" xmlns:cx1="http://schemas.microsoft.com/office/drawing/2015/9/8/chartex" xmlns:cx2="http://schemas.microsoft.com/office/drawing/2015/10/21/chartex" xmlns:cx3="http://schemas.microsoft.com/office/drawing/2016/5/9/chartex" xmlns:cx4="http://schemas.microsoft.com/office/drawing/2016/5/10/chartex" xmlns:cx5="http://schemas.microsoft.com/office/drawing/2016/5/11/chartex" xmlns:cx6="http://schemas.microsoft.com/office/drawing/2016/5/12/chartex" xmlns:cx7="http://schemas.microsoft.com/office/drawing/2016/5/13/chartex" xmlns:cx8="http://schemas.microsoft.com/office/drawing/2016/5/14/chartex" xmlns:aink="http://schemas.microsoft.com/office/drawing/2016/ink" xmlns:am3d="http://schemas.microsoft.com/office/drawing/2017/model3d" xmlns:w16cex="http://schemas.microsoft.com/office/word/2018/wordml/cex" xmlns:w16cid="http://schemas.microsoft.com/office/word/2016/wordml/cid" xmlns:w16="http://schemas.microsoft.com/office/word/2018/wordml" xmlns:w16se="http://schemas.microsoft.com/office/word/2015/wordml/symex">
           <w:pict>
             <v:shapetype w14:anchorId="26DCEBA9" id="_x0000_t202" coordsize="21600,21600" o:spt="202" path="m,l,21600r21600,l21600,xe">
               <v:stroke joinstyle="miter"/>
@@ -1425,7 +1512,7 @@
             </wp:anchor>
           </w:drawing>
         </mc:Choice>
-        <mc:Fallback xmlns:oel="http://schemas.microsoft.com/office/2019/extlst" xmlns:w16du="http://schemas.microsoft.com/office/word/2023/wordml/word16du" xmlns:w16sdtdh="http://schemas.microsoft.com/office/word/2020/wordml/sdtdatahash" xmlns:w16sdtfl="http://schemas.microsoft.com/office/word/2024/wordml/sdtformatlock" xmlns:w16se="http://schemas.microsoft.com/office/word/2015/wordml/symex" xmlns:w16="http://schemas.microsoft.com/office/word/2018/wordml" xmlns:w16cid="http://schemas.microsoft.com/office/word/2016/wordml/cid" xmlns:w16cex="http://schemas.microsoft.com/office/word/2018/wordml/cex" xmlns:am3d="http://schemas.microsoft.com/office/drawing/2017/model3d" xmlns:aink="http://schemas.microsoft.com/office/drawing/2016/ink" xmlns:cx8="http://schemas.microsoft.com/office/drawing/2016/5/14/chartex" xmlns:cx7="http://schemas.microsoft.com/office/drawing/2016/5/13/chartex" xmlns:cx6="http://schemas.microsoft.com/office/drawing/2016/5/12/chartex" xmlns:cx5="http://schemas.microsoft.com/office/drawing/2016/5/11/chartex" xmlns:cx4="http://schemas.microsoft.com/office/drawing/2016/5/10/chartex" xmlns:cx3="http://schemas.microsoft.com/office/drawing/2016/5/9/chartex" xmlns:cx2="http://schemas.microsoft.com/office/drawing/2015/10/21/chartex" xmlns:cx1="http://schemas.microsoft.com/office/drawing/2015/9/8/chartex" xmlns:cx="http://schemas.microsoft.com/office/drawing/2014/chartex">
+        <mc:Fallback xmlns:cx="http://schemas.microsoft.com/office/drawing/2014/chartex" xmlns:cx1="http://schemas.microsoft.com/office/drawing/2015/9/8/chartex" xmlns:cx2="http://schemas.microsoft.com/office/drawing/2015/10/21/chartex" xmlns:cx3="http://schemas.microsoft.com/office/drawing/2016/5/9/chartex" xmlns:cx4="http://schemas.microsoft.com/office/drawing/2016/5/10/chartex" xmlns:cx5="http://schemas.microsoft.com/office/drawing/2016/5/11/chartex" xmlns:cx6="http://schemas.microsoft.com/office/drawing/2016/5/12/chartex" xmlns:cx7="http://schemas.microsoft.com/office/drawing/2016/5/13/chartex" xmlns:cx8="http://schemas.microsoft.com/office/drawing/2016/5/14/chartex" xmlns:aink="http://schemas.microsoft.com/office/drawing/2016/ink" xmlns:am3d="http://schemas.microsoft.com/office/drawing/2017/model3d" xmlns:w16cex="http://schemas.microsoft.com/office/word/2018/wordml/cex" xmlns:w16cid="http://schemas.microsoft.com/office/word/2016/wordml/cid" xmlns:w16="http://schemas.microsoft.com/office/word/2018/wordml" xmlns:w16se="http://schemas.microsoft.com/office/word/2015/wordml/symex" xmlns:w16sdtfl="http://schemas.microsoft.com/office/word/2024/wordml/sdtformatlock" xmlns:w16sdtdh="http://schemas.microsoft.com/office/word/2020/wordml/sdtdatahash" xmlns:w16du="http://schemas.microsoft.com/office/word/2023/wordml/word16du" xmlns:oel="http://schemas.microsoft.com/office/2019/extlst">
           <w:pict>
             <v:rect w14:anchorId="5C59C3A0" id="Прямоугольник 3" o:spid="_x0000_s1026" style="position:absolute;margin-left:-83.7pt;margin-top:-2.4pt;width:604.45pt;height:75.55pt;z-index:251657215;visibility:visible;mso-wrap-style:square;mso-height-percent:0;mso-wrap-distance-left:9pt;mso-wrap-distance-top:0;mso-wrap-distance-right:9pt;mso-wrap-distance-bottom:0;mso-position-horizontal:absolute;mso-position-horizontal-relative:text;mso-position-vertical:absolute;mso-position-vertical-relative:text;mso-height-percent:0;mso-height-relative:margin;v-text-anchor:middle" o:gfxdata="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" fillcolor="#155835" stroked="f">
               <v:shadow on="t" color="black" opacity="22937f" origin=",.5" offset="0,.63889mm"/>
@@ -1599,7 +1686,7 @@
             </wp:anchor>
           </w:drawing>
         </mc:Choice>
-        <mc:Fallback xmlns:oel="http://schemas.microsoft.com/office/2019/extlst" xmlns:w16du="http://schemas.microsoft.com/office/word/2023/wordml/word16du" xmlns:w16sdtdh="http://schemas.microsoft.com/office/word/2020/wordml/sdtdatahash" xmlns:w16sdtfl="http://schemas.microsoft.com/office/word/2024/wordml/sdtformatlock" xmlns:w16se="http://schemas.microsoft.com/office/word/2015/wordml/symex" xmlns:w16="http://schemas.microsoft.com/office/word/2018/wordml" xmlns:w16cid="http://schemas.microsoft.com/office/word/2016/wordml/cid" xmlns:w16cex="http://schemas.microsoft.com/office/word/2018/wordml/cex" xmlns:am3d="http://schemas.microsoft.com/office/drawing/2017/model3d" xmlns:aink="http://schemas.microsoft.com/office/drawing/2016/ink" xmlns:cx8="http://schemas.microsoft.com/office/drawing/2016/5/14/chartex" xmlns:cx7="http://schemas.microsoft.com/office/drawing/2016/5/13/chartex" xmlns:cx6="http://schemas.microsoft.com/office/drawing/2016/5/12/chartex" xmlns:cx5="http://schemas.microsoft.com/office/drawing/2016/5/11/chartex" xmlns:cx4="http://schemas.microsoft.com/office/drawing/2016/5/10/chartex" xmlns:cx3="http://schemas.microsoft.com/office/drawing/2016/5/9/chartex" xmlns:cx2="http://schemas.microsoft.com/office/drawing/2015/10/21/chartex" xmlns:cx1="http://schemas.microsoft.com/office/drawing/2015/9/8/chartex" xmlns:cx="http://schemas.microsoft.com/office/drawing/2014/chartex">
+        <mc:Fallback xmlns:cx="http://schemas.microsoft.com/office/drawing/2014/chartex" xmlns:cx1="http://schemas.microsoft.com/office/drawing/2015/9/8/chartex" xmlns:cx2="http://schemas.microsoft.com/office/drawing/2015/10/21/chartex" xmlns:cx3="http://schemas.microsoft.com/office/drawing/2016/5/9/chartex" xmlns:cx4="http://schemas.microsoft.com/office/drawing/2016/5/10/chartex" xmlns:cx5="http://schemas.microsoft.com/office/drawing/2016/5/11/chartex" xmlns:cx6="http://schemas.microsoft.com/office/drawing/2016/5/12/chartex" xmlns:cx7="http://schemas.microsoft.com/office/drawing/2016/5/13/chartex" xmlns:cx8="http://schemas.microsoft.com/office/drawing/2016/5/14/chartex" xmlns:aink="http://schemas.microsoft.com/office/drawing/2016/ink" xmlns:am3d="http://schemas.microsoft.com/office/drawing/2017/model3d" xmlns:w16cex="http://schemas.microsoft.com/office/word/2018/wordml/cex" xmlns:w16cid="http://schemas.microsoft.com/office/word/2016/wordml/cid" xmlns:w16="http://schemas.microsoft.com/office/word/2018/wordml" xmlns:w16se="http://schemas.microsoft.com/office/word/2015/wordml/symex" xmlns:w16sdtfl="http://schemas.microsoft.com/office/word/2024/wordml/sdtformatlock" xmlns:w16sdtdh="http://schemas.microsoft.com/office/word/2020/wordml/sdtdatahash" xmlns:w16du="http://schemas.microsoft.com/office/word/2023/wordml/word16du" xmlns:oel="http://schemas.microsoft.com/office/2019/extlst">
           <w:pict>
             <v:line w14:anchorId="22E087A2" id="Прямая соединительная линия 1" o:spid="_x0000_s1026" style="position:absolute;flip:y;z-index:251659264;visibility:visible;mso-wrap-style:square;mso-width-percent:0;mso-height-percent:0;mso-wrap-distance-left:9pt;mso-wrap-distance-top:0;mso-wrap-distance-right:9pt;mso-wrap-distance-bottom:0;mso-position-horizontal:right;mso-position-horizontal-relative:page;mso-position-vertical:absolute;mso-position-vertical-relative:text;mso-width-percent:0;mso-height-percent:0;mso-width-relative:margin;mso-height-relative:margin" from="535.8pt,60.8pt" to="1122.8pt,60.8pt" o:gfxdata="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" strokecolor="#155835" strokeweight="2pt">
               <v:shadow on="t" color="black" opacity="24903f" origin=",.5" offset="0,.55556mm"/>
@@ -3830,7 +3917,7 @@
 </file>
 
 <file path=customXml/itemProps1.xml><?xml version="1.0" encoding="utf-8"?>
-<ds:datastoreItem xmlns:ds="http://schemas.openxmlformats.org/officeDocument/2006/customXml" ds:itemID="{79E42026-6D75-447E-AF32-347ADD8309FF}">
+<ds:datastoreItem xmlns:ds="http://schemas.openxmlformats.org/officeDocument/2006/customXml" ds:itemID="{CBD7930E-89E0-4CFE-B841-C75C19F2A564}">
   <ds:schemaRefs>
     <ds:schemaRef ds:uri="http://schemas.openxmlformats.org/officeDocument/2006/bibliography"/>
   </ds:schemaRefs>

--- a/Устав/_документы/СЗ Верховному попечителю по заседанию 30.07.2026 (протокол № 12).docx
+++ b/Устав/_документы/СЗ Верховному попечителю по заседанию 30.07.2026 (протокол № 12).docx
@@ -547,7 +547,7 @@
           <w:i/>
           <w:iCs/>
         </w:rPr>
-        <w:t>Приложение: 1) повестка и протокол 12-го общего собрания Управляющего совета ЦАКФ, на 6 л.; 2) проект новой редакции Устава, на 11 л., и сравнительная таблица к нему, на 6 л.; 3) проект новой редакции Положения, на 15 л., и сравнительная таблица к нему, на 14 л.; 4) проект Стратегии развития Фонда на 2026–2035 годы, на 9 л.; 5) проект резолюции Верховного попечителя об утверждении Стратегии развития Фонда на 2026–2035 годы, на 1 л.</w:t>
+        <w:t>Приложение: 1) повестка и протокол 12-го общего собрания Управляющего совета ЦАКФ, на 6 л.; 2) проект новой редакции Устава, на 11 л., и сравнительная таблица к нему, на 7 л.; 3) проект новой редакции Положения, на 15 л., и сравнительная таблица к нему, на 19 л.; 4) проект Стратегии развития Фонда на 2026–2035 годы, на 9 л.; 5) проект резолюции Верховного попечителя об утверждении Стратегии развития Фонда на 2026–2035 годы, на 1 л.</w:t>
       </w:r>
     </w:p>
     <w:p>
@@ -1112,7 +1112,7 @@
             </wp:anchor>
           </w:drawing>
         </mc:Choice>
-        <mc:Fallback xmlns:cx="http://schemas.microsoft.com/office/drawing/2014/chartex" xmlns:cx1="http://schemas.microsoft.com/office/drawing/2015/9/8/chartex" xmlns:cx2="http://schemas.microsoft.com/office/drawing/2015/10/21/chartex" xmlns:cx3="http://schemas.microsoft.com/office/drawing/2016/5/9/chartex" xmlns:cx4="http://schemas.microsoft.com/office/drawing/2016/5/10/chartex" xmlns:cx5="http://schemas.microsoft.com/office/drawing/2016/5/11/chartex" xmlns:cx6="http://schemas.microsoft.com/office/drawing/2016/5/12/chartex" xmlns:cx7="http://schemas.microsoft.com/office/drawing/2016/5/13/chartex" xmlns:cx8="http://schemas.microsoft.com/office/drawing/2016/5/14/chartex" xmlns:aink="http://schemas.microsoft.com/office/drawing/2016/ink" xmlns:am3d="http://schemas.microsoft.com/office/drawing/2017/model3d" xmlns:w16cex="http://schemas.microsoft.com/office/word/2018/wordml/cex" xmlns:w16cid="http://schemas.microsoft.com/office/word/2016/wordml/cid" xmlns:w16="http://schemas.microsoft.com/office/word/2018/wordml" xmlns:w16se="http://schemas.microsoft.com/office/word/2015/wordml/symex">
+        <mc:Fallback xmlns:w16se="http://schemas.microsoft.com/office/word/2015/wordml/symex" xmlns:w16="http://schemas.microsoft.com/office/word/2018/wordml" xmlns:w16cid="http://schemas.microsoft.com/office/word/2016/wordml/cid" xmlns:w16cex="http://schemas.microsoft.com/office/word/2018/wordml/cex" xmlns:am3d="http://schemas.microsoft.com/office/drawing/2017/model3d" xmlns:aink="http://schemas.microsoft.com/office/drawing/2016/ink" xmlns:cx8="http://schemas.microsoft.com/office/drawing/2016/5/14/chartex" xmlns:cx7="http://schemas.microsoft.com/office/drawing/2016/5/13/chartex" xmlns:cx6="http://schemas.microsoft.com/office/drawing/2016/5/12/chartex" xmlns:cx5="http://schemas.microsoft.com/office/drawing/2016/5/11/chartex" xmlns:cx4="http://schemas.microsoft.com/office/drawing/2016/5/10/chartex" xmlns:cx3="http://schemas.microsoft.com/office/drawing/2016/5/9/chartex" xmlns:cx2="http://schemas.microsoft.com/office/drawing/2015/10/21/chartex" xmlns:cx1="http://schemas.microsoft.com/office/drawing/2015/9/8/chartex" xmlns:cx="http://schemas.microsoft.com/office/drawing/2014/chartex">
           <w:pict>
             <v:shapetype w14:anchorId="26DCEBA9" id="_x0000_t202" coordsize="21600,21600" o:spt="202" path="m,l,21600r21600,l21600,xe">
               <v:stroke joinstyle="miter"/>
@@ -1512,7 +1512,7 @@
             </wp:anchor>
           </w:drawing>
         </mc:Choice>
-        <mc:Fallback xmlns:cx="http://schemas.microsoft.com/office/drawing/2014/chartex" xmlns:cx1="http://schemas.microsoft.com/office/drawing/2015/9/8/chartex" xmlns:cx2="http://schemas.microsoft.com/office/drawing/2015/10/21/chartex" xmlns:cx3="http://schemas.microsoft.com/office/drawing/2016/5/9/chartex" xmlns:cx4="http://schemas.microsoft.com/office/drawing/2016/5/10/chartex" xmlns:cx5="http://schemas.microsoft.com/office/drawing/2016/5/11/chartex" xmlns:cx6="http://schemas.microsoft.com/office/drawing/2016/5/12/chartex" xmlns:cx7="http://schemas.microsoft.com/office/drawing/2016/5/13/chartex" xmlns:cx8="http://schemas.microsoft.com/office/drawing/2016/5/14/chartex" xmlns:aink="http://schemas.microsoft.com/office/drawing/2016/ink" xmlns:am3d="http://schemas.microsoft.com/office/drawing/2017/model3d" xmlns:w16cex="http://schemas.microsoft.com/office/word/2018/wordml/cex" xmlns:w16cid="http://schemas.microsoft.com/office/word/2016/wordml/cid" xmlns:w16="http://schemas.microsoft.com/office/word/2018/wordml" xmlns:w16se="http://schemas.microsoft.com/office/word/2015/wordml/symex" xmlns:w16sdtfl="http://schemas.microsoft.com/office/word/2024/wordml/sdtformatlock" xmlns:w16sdtdh="http://schemas.microsoft.com/office/word/2020/wordml/sdtdatahash" xmlns:w16du="http://schemas.microsoft.com/office/word/2023/wordml/word16du" xmlns:oel="http://schemas.microsoft.com/office/2019/extlst">
+        <mc:Fallback xmlns:oel="http://schemas.microsoft.com/office/2019/extlst" xmlns:w16du="http://schemas.microsoft.com/office/word/2023/wordml/word16du" xmlns:w16sdtdh="http://schemas.microsoft.com/office/word/2020/wordml/sdtdatahash" xmlns:w16sdtfl="http://schemas.microsoft.com/office/word/2024/wordml/sdtformatlock" xmlns:w16se="http://schemas.microsoft.com/office/word/2015/wordml/symex" xmlns:w16="http://schemas.microsoft.com/office/word/2018/wordml" xmlns:w16cid="http://schemas.microsoft.com/office/word/2016/wordml/cid" xmlns:w16cex="http://schemas.microsoft.com/office/word/2018/wordml/cex" xmlns:am3d="http://schemas.microsoft.com/office/drawing/2017/model3d" xmlns:aink="http://schemas.microsoft.com/office/drawing/2016/ink" xmlns:cx8="http://schemas.microsoft.com/office/drawing/2016/5/14/chartex" xmlns:cx7="http://schemas.microsoft.com/office/drawing/2016/5/13/chartex" xmlns:cx6="http://schemas.microsoft.com/office/drawing/2016/5/12/chartex" xmlns:cx5="http://schemas.microsoft.com/office/drawing/2016/5/11/chartex" xmlns:cx4="http://schemas.microsoft.com/office/drawing/2016/5/10/chartex" xmlns:cx3="http://schemas.microsoft.com/office/drawing/2016/5/9/chartex" xmlns:cx2="http://schemas.microsoft.com/office/drawing/2015/10/21/chartex" xmlns:cx1="http://schemas.microsoft.com/office/drawing/2015/9/8/chartex" xmlns:cx="http://schemas.microsoft.com/office/drawing/2014/chartex">
           <w:pict>
             <v:rect w14:anchorId="5C59C3A0" id="Прямоугольник 3" o:spid="_x0000_s1026" style="position:absolute;margin-left:-83.7pt;margin-top:-2.4pt;width:604.45pt;height:75.55pt;z-index:251657215;visibility:visible;mso-wrap-style:square;mso-height-percent:0;mso-wrap-distance-left:9pt;mso-wrap-distance-top:0;mso-wrap-distance-right:9pt;mso-wrap-distance-bottom:0;mso-position-horizontal:absolute;mso-position-horizontal-relative:text;mso-position-vertical:absolute;mso-position-vertical-relative:text;mso-height-percent:0;mso-height-relative:margin;v-text-anchor:middle" o:gfxdata="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" fillcolor="#155835" stroked="f">
               <v:shadow on="t" color="black" opacity="22937f" origin=",.5" offset="0,.63889mm"/>
@@ -1686,7 +1686,7 @@
             </wp:anchor>
           </w:drawing>
         </mc:Choice>
-        <mc:Fallback xmlns:cx="http://schemas.microsoft.com/office/drawing/2014/chartex" xmlns:cx1="http://schemas.microsoft.com/office/drawing/2015/9/8/chartex" xmlns:cx2="http://schemas.microsoft.com/office/drawing/2015/10/21/chartex" xmlns:cx3="http://schemas.microsoft.com/office/drawing/2016/5/9/chartex" xmlns:cx4="http://schemas.microsoft.com/office/drawing/2016/5/10/chartex" xmlns:cx5="http://schemas.microsoft.com/office/drawing/2016/5/11/chartex" xmlns:cx6="http://schemas.microsoft.com/office/drawing/2016/5/12/chartex" xmlns:cx7="http://schemas.microsoft.com/office/drawing/2016/5/13/chartex" xmlns:cx8="http://schemas.microsoft.com/office/drawing/2016/5/14/chartex" xmlns:aink="http://schemas.microsoft.com/office/drawing/2016/ink" xmlns:am3d="http://schemas.microsoft.com/office/drawing/2017/model3d" xmlns:w16cex="http://schemas.microsoft.com/office/word/2018/wordml/cex" xmlns:w16cid="http://schemas.microsoft.com/office/word/2016/wordml/cid" xmlns:w16="http://schemas.microsoft.com/office/word/2018/wordml" xmlns:w16se="http://schemas.microsoft.com/office/word/2015/wordml/symex" xmlns:w16sdtfl="http://schemas.microsoft.com/office/word/2024/wordml/sdtformatlock" xmlns:w16sdtdh="http://schemas.microsoft.com/office/word/2020/wordml/sdtdatahash" xmlns:w16du="http://schemas.microsoft.com/office/word/2023/wordml/word16du" xmlns:oel="http://schemas.microsoft.com/office/2019/extlst">
+        <mc:Fallback xmlns:oel="http://schemas.microsoft.com/office/2019/extlst" xmlns:w16du="http://schemas.microsoft.com/office/word/2023/wordml/word16du" xmlns:w16sdtdh="http://schemas.microsoft.com/office/word/2020/wordml/sdtdatahash" xmlns:w16sdtfl="http://schemas.microsoft.com/office/word/2024/wordml/sdtformatlock" xmlns:w16se="http://schemas.microsoft.com/office/word/2015/wordml/symex" xmlns:w16="http://schemas.microsoft.com/office/word/2018/wordml" xmlns:w16cid="http://schemas.microsoft.com/office/word/2016/wordml/cid" xmlns:w16cex="http://schemas.microsoft.com/office/word/2018/wordml/cex" xmlns:am3d="http://schemas.microsoft.com/office/drawing/2017/model3d" xmlns:aink="http://schemas.microsoft.com/office/drawing/2016/ink" xmlns:cx8="http://schemas.microsoft.com/office/drawing/2016/5/14/chartex" xmlns:cx7="http://schemas.microsoft.com/office/drawing/2016/5/13/chartex" xmlns:cx6="http://schemas.microsoft.com/office/drawing/2016/5/12/chartex" xmlns:cx5="http://schemas.microsoft.com/office/drawing/2016/5/11/chartex" xmlns:cx4="http://schemas.microsoft.com/office/drawing/2016/5/10/chartex" xmlns:cx3="http://schemas.microsoft.com/office/drawing/2016/5/9/chartex" xmlns:cx2="http://schemas.microsoft.com/office/drawing/2015/10/21/chartex" xmlns:cx1="http://schemas.microsoft.com/office/drawing/2015/9/8/chartex" xmlns:cx="http://schemas.microsoft.com/office/drawing/2014/chartex">
           <w:pict>
             <v:line w14:anchorId="22E087A2" id="Прямая соединительная линия 1" o:spid="_x0000_s1026" style="position:absolute;flip:y;z-index:251659264;visibility:visible;mso-wrap-style:square;mso-width-percent:0;mso-height-percent:0;mso-wrap-distance-left:9pt;mso-wrap-distance-top:0;mso-wrap-distance-right:9pt;mso-wrap-distance-bottom:0;mso-position-horizontal:right;mso-position-horizontal-relative:page;mso-position-vertical:absolute;mso-position-vertical-relative:text;mso-width-percent:0;mso-height-percent:0;mso-width-relative:margin;mso-height-relative:margin" from="535.8pt,60.8pt" to="1122.8pt,60.8pt" o:gfxdata="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" strokecolor="#155835" strokeweight="2pt">
               <v:shadow on="t" color="black" opacity="24903f" origin=",.5" offset="0,.55556mm"/>
@@ -3917,7 +3917,7 @@
 </file>
 
 <file path=customXml/itemProps1.xml><?xml version="1.0" encoding="utf-8"?>
-<ds:datastoreItem xmlns:ds="http://schemas.openxmlformats.org/officeDocument/2006/customXml" ds:itemID="{CBD7930E-89E0-4CFE-B841-C75C19F2A564}">
+<ds:datastoreItem xmlns:ds="http://schemas.openxmlformats.org/officeDocument/2006/customXml" ds:itemID="{9E9EF7B3-6D98-4617-A995-593681FC3E1A}">
   <ds:schemaRefs>
     <ds:schemaRef ds:uri="http://schemas.openxmlformats.org/officeDocument/2006/bibliography"/>
   </ds:schemaRefs>
